--- a/apptab/Canvas Virements.docx
+++ b/apptab/Canvas Virements.docx
@@ -83,6 +83,12 @@
         </w:tc>
       </w:tr>
     </w:tbl>
+    <w:p/>
+    <w:p/>
+    <w:p/>
+    <w:p/>
+    <w:p/>
+    <w:p/>
     <w:p>
       <w:r>
         <w:rPr>
@@ -319,6 +325,7 @@
       </w:tr>
       <w:bookmarkEnd w:id="0"/>
     </w:tbl>
+    <w:p/>
     <w:p/>
     <w:tbl>
       <w:tblPr>
@@ -1103,6 +1110,7 @@
   <w:style w:type="character" w:default="1" w:styleId="Policepardfaut">
     <w:name w:val="Default Paragraph Font"/>
     <w:uiPriority w:val="1"/>
+    <w:semiHidden/>
     <w:unhideWhenUsed/>
   </w:style>
   <w:style w:type="table" w:default="1" w:styleId="TableauNormal">

--- a/apptab/Canvas Virements.docx
+++ b/apptab/Canvas Virements.docx
@@ -379,6 +379,30 @@
             <w:proofErr w:type="spellStart"/>
             <w:r>
               <w:t>CompteCredit</w:t>
+            </w:r>
+            <w:proofErr w:type="spellEnd"/>
+          </w:p>
+        </w:tc>
+      </w:tr>
+      <w:tr>
+        <w:tc>
+          <w:tcPr>
+            <w:tcW w:w="2263" w:type="dxa"/>
+          </w:tcPr>
+          <w:p>
+            <w:r>
+              <w:t>Bénéficiaire</w:t>
+            </w:r>
+          </w:p>
+        </w:tc>
+        <w:tc>
+          <w:tcPr>
+            <w:tcW w:w="6799" w:type="dxa"/>
+          </w:tcPr>
+          <w:p>
+            <w:proofErr w:type="spellStart"/>
+            <w:r>
+              <w:t>BeneficiaireUCP</w:t>
             </w:r>
             <w:proofErr w:type="spellEnd"/>
           </w:p>

--- a/apptab/Canvas Virements.docx
+++ b/apptab/Canvas Virements.docx
@@ -185,12 +185,10 @@
           </w:tcPr>
           <w:p>
             <w:proofErr w:type="spellStart"/>
-            <w:proofErr w:type="gramStart"/>
             <w:r>
               <w:t>mtnt</w:t>
             </w:r>
             <w:proofErr w:type="spellEnd"/>
-            <w:proofErr w:type="gramEnd"/>
           </w:p>
         </w:tc>
       </w:tr>
@@ -211,12 +209,10 @@
           </w:tcPr>
           <w:p>
             <w:proofErr w:type="spellStart"/>
-            <w:proofErr w:type="gramStart"/>
             <w:r>
               <w:t>dateDem</w:t>
             </w:r>
             <w:proofErr w:type="spellEnd"/>
-            <w:proofErr w:type="gramEnd"/>
           </w:p>
         </w:tc>
       </w:tr>
@@ -315,161 +311,15 @@
             <w:tcW w:w="6799" w:type="dxa"/>
           </w:tcPr>
           <w:p>
-            <w:proofErr w:type="gramStart"/>
             <w:r>
               <w:t>libelle</w:t>
             </w:r>
-            <w:proofErr w:type="gramEnd"/>
           </w:p>
         </w:tc>
       </w:tr>
       <w:bookmarkEnd w:id="0"/>
     </w:tbl>
     <w:p/>
-    <w:p/>
-    <w:tbl>
-      <w:tblPr>
-        <w:tblStyle w:val="Grilledutableau"/>
-        <w:tblW w:w="0" w:type="auto"/>
-        <w:tblLook w:val="04A0" w:firstRow="1" w:lastRow="0" w:firstColumn="1" w:lastColumn="0" w:noHBand="0" w:noVBand="1"/>
-      </w:tblPr>
-      <w:tblGrid>
-        <w:gridCol w:w="2263"/>
-        <w:gridCol w:w="6799"/>
-      </w:tblGrid>
-      <w:tr>
-        <w:tc>
-          <w:tcPr>
-            <w:tcW w:w="9062" w:type="dxa"/>
-            <w:gridSpan w:val="2"/>
-          </w:tcPr>
-          <w:p>
-            <w:pPr>
-              <w:spacing w:after="160" w:line="259" w:lineRule="auto"/>
-              <w:jc w:val="center"/>
-            </w:pPr>
-            <w:r>
-              <w:t>BENEFICIAIRE A CREDITER</w:t>
-            </w:r>
-          </w:p>
-        </w:tc>
-      </w:tr>
-      <w:tr>
-        <w:tc>
-          <w:tcPr>
-            <w:tcW w:w="2263" w:type="dxa"/>
-          </w:tcPr>
-          <w:p>
-            <w:pPr>
-              <w:spacing w:after="160" w:line="259" w:lineRule="auto"/>
-            </w:pPr>
-            <w:r>
-              <w:t>Compte</w:t>
-            </w:r>
-          </w:p>
-        </w:tc>
-        <w:tc>
-          <w:tcPr>
-            <w:tcW w:w="6799" w:type="dxa"/>
-          </w:tcPr>
-          <w:p>
-            <w:pPr>
-              <w:spacing w:after="160" w:line="259" w:lineRule="auto"/>
-            </w:pPr>
-            <w:proofErr w:type="spellStart"/>
-            <w:r>
-              <w:t>CompteCredit</w:t>
-            </w:r>
-            <w:proofErr w:type="spellEnd"/>
-          </w:p>
-        </w:tc>
-      </w:tr>
-      <w:tr>
-        <w:tc>
-          <w:tcPr>
-            <w:tcW w:w="2263" w:type="dxa"/>
-          </w:tcPr>
-          <w:p>
-            <w:r>
-              <w:t>Bénéficiaire</w:t>
-            </w:r>
-          </w:p>
-        </w:tc>
-        <w:tc>
-          <w:tcPr>
-            <w:tcW w:w="6799" w:type="dxa"/>
-          </w:tcPr>
-          <w:p>
-            <w:proofErr w:type="spellStart"/>
-            <w:r>
-              <w:t>BeneficiaireUCP</w:t>
-            </w:r>
-            <w:proofErr w:type="spellEnd"/>
-          </w:p>
-        </w:tc>
-      </w:tr>
-      <w:tr>
-        <w:tc>
-          <w:tcPr>
-            <w:tcW w:w="2263" w:type="dxa"/>
-          </w:tcPr>
-          <w:p>
-            <w:pPr>
-              <w:spacing w:after="160" w:line="259" w:lineRule="auto"/>
-            </w:pPr>
-            <w:r>
-              <w:t>Motif</w:t>
-            </w:r>
-          </w:p>
-        </w:tc>
-        <w:tc>
-          <w:tcPr>
-            <w:tcW w:w="6799" w:type="dxa"/>
-          </w:tcPr>
-          <w:p>
-            <w:pPr>
-              <w:spacing w:after="160" w:line="259" w:lineRule="auto"/>
-            </w:pPr>
-            <w:proofErr w:type="spellStart"/>
-            <w:proofErr w:type="gramStart"/>
-            <w:r>
-              <w:t>motifcredit</w:t>
-            </w:r>
-            <w:proofErr w:type="spellEnd"/>
-            <w:proofErr w:type="gramEnd"/>
-          </w:p>
-        </w:tc>
-      </w:tr>
-      <w:tr>
-        <w:trPr>
-          <w:trHeight w:val="396"/>
-        </w:trPr>
-        <w:tc>
-          <w:tcPr>
-            <w:tcW w:w="2263" w:type="dxa"/>
-          </w:tcPr>
-          <w:p>
-            <w:r>
-              <w:t>Référence</w:t>
-            </w:r>
-          </w:p>
-        </w:tc>
-        <w:tc>
-          <w:tcPr>
-            <w:tcW w:w="6799" w:type="dxa"/>
-          </w:tcPr>
-          <w:p>
-            <w:proofErr w:type="spellStart"/>
-            <w:proofErr w:type="gramStart"/>
-            <w:r>
-              <w:t>referenceCredit</w:t>
-            </w:r>
-            <w:proofErr w:type="spellEnd"/>
-            <w:proofErr w:type="gramEnd"/>
-          </w:p>
-        </w:tc>
-      </w:tr>
-    </w:tbl>
     <w:p/>
     <w:sectPr>
       <w:pgSz w:w="11906" w:h="16838"/>

--- a/apptab/Canvas Virements.docx
+++ b/apptab/Canvas Virements.docx
@@ -89,75 +89,7 @@
     <w:p/>
     <w:p/>
     <w:p/>
-    <w:p>
-      <w:r>
-        <w:rPr>
-          <w:noProof/>
-        </w:rPr>
-        <w:drawing>
-          <wp:anchor distT="0" distB="0" distL="114300" distR="114300" simplePos="0" relativeHeight="251658240" behindDoc="0" locked="0" layoutInCell="1" allowOverlap="1">
-            <wp:simplePos x="0" y="0"/>
-            <wp:positionH relativeFrom="margin">
-              <wp:posOffset>119380</wp:posOffset>
-            </wp:positionH>
-            <wp:positionV relativeFrom="margin">
-              <wp:posOffset>281305</wp:posOffset>
-            </wp:positionV>
-            <wp:extent cx="1352550" cy="1352550"/>
-            <wp:effectExtent l="0" t="0" r="0" b="0"/>
-            <wp:wrapSquare wrapText="bothSides"/>
-            <wp:docPr id="1956895059" name="Image 2"/>
-            <wp:cNvGraphicFramePr>
-              <a:graphicFrameLocks xmlns:a="http://schemas.openxmlformats.org/drawingml/2006/main" noChangeAspect="1"/>
-            </wp:cNvGraphicFramePr>
-            <a:graphic xmlns:a="http://schemas.openxmlformats.org/drawingml/2006/main">
-              <a:graphicData uri="http://schemas.openxmlformats.org/drawingml/2006/picture">
-                <pic:pic xmlns:pic="http://schemas.openxmlformats.org/drawingml/2006/picture">
-                  <pic:nvPicPr>
-                    <pic:cNvPr id="0" name="Picture 2"/>
-                    <pic:cNvPicPr>
-                      <a:picLocks noChangeAspect="1" noChangeArrowheads="1"/>
-                    </pic:cNvPicPr>
-                  </pic:nvPicPr>
-                  <pic:blipFill>
-                    <a:blip r:embed="rId6" cstate="print">
-                      <a:extLst>
-                        <a:ext uri="{28A0092B-C50C-407E-A947-70E740481C1C}">
-                          <a14:useLocalDpi xmlns:a14="http://schemas.microsoft.com/office/drawing/2010/main" val="0"/>
-                        </a:ext>
-                      </a:extLst>
-                    </a:blip>
-                    <a:srcRect/>
-                    <a:stretch>
-                      <a:fillRect/>
-                    </a:stretch>
-                  </pic:blipFill>
-                  <pic:spPr bwMode="auto">
-                    <a:xfrm>
-                      <a:off x="0" y="0"/>
-                      <a:ext cx="1352550" cy="1352550"/>
-                    </a:xfrm>
-                    <a:prstGeom prst="rect">
-                      <a:avLst/>
-                    </a:prstGeom>
-                    <a:noFill/>
-                    <a:ln>
-                      <a:noFill/>
-                    </a:ln>
-                  </pic:spPr>
-                </pic:pic>
-              </a:graphicData>
-            </a:graphic>
-            <wp14:sizeRelH relativeFrom="margin">
-              <wp14:pctWidth>0</wp14:pctWidth>
-            </wp14:sizeRelH>
-            <wp14:sizeRelV relativeFrom="margin">
-              <wp14:pctHeight>0</wp14:pctHeight>
-            </wp14:sizeRelV>
-          </wp:anchor>
-        </w:drawing>
-      </w:r>
-    </w:p>
+    <w:p/>
     <w:tbl>
       <w:tblPr>
         <w:tblStyle w:val="Grilledutableau"/>
@@ -322,6 +254,7 @@
     <w:p/>
     <w:p/>
     <w:sectPr>
+      <w:headerReference w:type="default" r:id="rId6"/>
       <w:pgSz w:w="11906" w:h="16838"/>
       <w:pgMar w:top="1417" w:right="1417" w:bottom="1417" w:left="1417" w:header="708" w:footer="708" w:gutter="0"/>
       <w:cols w:space="708"/>
@@ -379,6 +312,91 @@
     </w:p>
   </w:footnote>
 </w:footnotes>
+</file>
+
+<file path=word/header1.xml><?xml version="1.0" encoding="utf-8"?>
+<w:hdr xmlns:wpc="http://schemas.microsoft.com/office/word/2010/wordprocessingCanvas" xmlns:cx="http://schemas.microsoft.com/office/drawing/2014/chartex" xmlns:cx1="http://schemas.microsoft.com/office/drawing/2015/9/8/chartex" xmlns:cx2="http://schemas.microsoft.com/office/drawing/2015/10/21/chartex" xmlns:cx3="http://schemas.microsoft.com/office/drawing/2016/5/9/chartex" xmlns:cx4="http://schemas.microsoft.com/office/drawing/2016/5/10/chartex" xmlns:cx5="http://schemas.microsoft.com/office/drawing/2016/5/11/chartex" xmlns:cx6="http://schemas.microsoft.com/office/drawing/2016/5/12/chartex" xmlns:cx7="http://schemas.microsoft.com/office/drawing/2016/5/13/chartex" xmlns:cx8="http://schemas.microsoft.com/office/drawing/2016/5/14/chartex" xmlns:mc="http://schemas.openxmlformats.org/markup-compatibility/2006" xmlns:aink="http://schemas.microsoft.com/office/drawing/2016/ink" xmlns:am3d="http://schemas.microsoft.com/office/drawing/2017/model3d" xmlns:o="urn:schemas-microsoft-com:office:office" xmlns:oel="http://schemas.microsoft.com/office/2019/extlst" xmlns:r="http://schemas.openxmlformats.org/officeDocument/2006/relationships" xmlns:m="http://schemas.openxmlformats.org/officeDocument/2006/math" xmlns:v="urn:schemas-microsoft-com:vml" xmlns:wp14="http://schemas.microsoft.com/office/word/2010/wordprocessingDrawing" xmlns:wp="http://schemas.openxmlformats.org/drawingml/2006/wordprocessingDrawing" xmlns:w10="urn:schemas-microsoft-com:office:word" xmlns:w="http://schemas.openxmlformats.org/wordprocessingml/2006/main" xmlns:w14="http://schemas.microsoft.com/office/word/2010/wordml" xmlns:w15="http://schemas.microsoft.com/office/word/2012/wordml" xmlns:w16cex="http://schemas.microsoft.com/office/word/2018/wordml/cex" xmlns:w16cid="http://schemas.microsoft.com/office/word/2016/wordml/cid" xmlns:w16="http://schemas.microsoft.com/office/word/2018/wordml" xmlns:w16du="http://schemas.microsoft.com/office/word/2023/wordml/word16du" xmlns:w16sdtdh="http://schemas.microsoft.com/office/word/2020/wordml/sdtdatahash" xmlns:w16sdtfl="http://schemas.microsoft.com/office/word/2024/wordml/sdtformatlock" xmlns:w16se="http://schemas.microsoft.com/office/word/2015/wordml/symex" xmlns:wpg="http://schemas.microsoft.com/office/word/2010/wordprocessingGroup" xmlns:wpi="http://schemas.microsoft.com/office/word/2010/wordprocessingInk" xmlns:wne="http://schemas.microsoft.com/office/word/2006/wordml" xmlns:wps="http://schemas.microsoft.com/office/word/2010/wordprocessingShape" mc:Ignorable="w14 w15 w16se w16cid w16 w16cex w16sdtdh w16sdtfl w16du wp14">
+  <w:p>
+    <w:pPr>
+      <w:pStyle w:val="En-tte"/>
+    </w:pPr>
+    <w:r>
+      <w:rPr>
+        <w:noProof/>
+      </w:rPr>
+      <w:drawing>
+        <wp:anchor distT="0" distB="0" distL="114300" distR="114300" simplePos="0" relativeHeight="251659264" behindDoc="0" locked="0" layoutInCell="1" allowOverlap="1" wp14:anchorId="54C19EA3" wp14:editId="22EFB899">
+          <wp:simplePos x="0" y="0"/>
+          <wp:positionH relativeFrom="margin">
+            <wp:posOffset>-14605</wp:posOffset>
+          </wp:positionH>
+          <wp:positionV relativeFrom="margin">
+            <wp:posOffset>-652780</wp:posOffset>
+          </wp:positionV>
+          <wp:extent cx="542925" cy="542925"/>
+          <wp:effectExtent l="0" t="0" r="9525" b="0"/>
+          <wp:wrapSquare wrapText="bothSides"/>
+          <wp:docPr id="1956895059" name="Image 2"/>
+          <wp:cNvGraphicFramePr>
+            <a:graphicFrameLocks xmlns:a="http://schemas.openxmlformats.org/drawingml/2006/main" noChangeAspect="1"/>
+          </wp:cNvGraphicFramePr>
+          <a:graphic xmlns:a="http://schemas.openxmlformats.org/drawingml/2006/main">
+            <a:graphicData uri="http://schemas.openxmlformats.org/drawingml/2006/picture">
+              <pic:pic xmlns:pic="http://schemas.openxmlformats.org/drawingml/2006/picture">
+                <pic:nvPicPr>
+                  <pic:cNvPr id="0" name="Picture 2"/>
+                  <pic:cNvPicPr>
+                    <a:picLocks noChangeAspect="1" noChangeArrowheads="1"/>
+                  </pic:cNvPicPr>
+                </pic:nvPicPr>
+                <pic:blipFill>
+                  <a:blip r:embed="rId1" cstate="print">
+                    <a:extLst>
+                      <a:ext uri="{28A0092B-C50C-407E-A947-70E740481C1C}">
+                        <a14:useLocalDpi xmlns:a14="http://schemas.microsoft.com/office/drawing/2010/main" val="0"/>
+                      </a:ext>
+                    </a:extLst>
+                  </a:blip>
+                  <a:srcRect/>
+                  <a:stretch>
+                    <a:fillRect/>
+                  </a:stretch>
+                </pic:blipFill>
+                <pic:spPr bwMode="auto">
+                  <a:xfrm>
+                    <a:off x="0" y="0"/>
+                    <a:ext cx="542925" cy="542925"/>
+                  </a:xfrm>
+                  <a:prstGeom prst="rect">
+                    <a:avLst/>
+                  </a:prstGeom>
+                  <a:noFill/>
+                  <a:ln>
+                    <a:noFill/>
+                  </a:ln>
+                </pic:spPr>
+              </pic:pic>
+            </a:graphicData>
+          </a:graphic>
+          <wp14:sizeRelH relativeFrom="margin">
+            <wp14:pctWidth>0</wp14:pctWidth>
+          </wp14:sizeRelH>
+          <wp14:sizeRelV relativeFrom="margin">
+            <wp14:pctHeight>0</wp14:pctHeight>
+          </wp14:sizeRelV>
+        </wp:anchor>
+      </w:drawing>
+    </w:r>
+    <w:r>
+      <w:t xml:space="preserve"> </w:t>
+    </w:r>
+  </w:p>
+  <w:p>
+    <w:pPr>
+      <w:pStyle w:val="En-tte"/>
+    </w:pPr>
+  </w:p>
+</w:hdr>
 </file>
 
 <file path=word/styles.xml><?xml version="1.0" encoding="utf-8"?>
